--- a/submissions/07-freight-invoice-audit/inputs/northline_billing_file_sept_2026.docx
+++ b/submissions/07-freight-invoice-audit/inputs/northline_billing_file_sept_2026.docx
@@ -23,7 +23,7 @@
           <w:b/>
           <w:sz w:val="24"/>
         </w:rPr>
-        <w:t>Billing file transmittal, Halvorsen Building Products account, freight bills for September 2026 pickups</w:t>
+        <w:t>Billing file transmittal, Halvorsen Building Products account, freight bills dated September 2026</w:t>
       </w:r>
     </w:p>
     <w:p>
@@ -277,7 +277,7 @@
               <w:rPr>
                 <w:sz w:val="19"/>
               </w:rPr>
-              <w:t>Generated by the rating system at the Fargo terminal on September 10, 2026, from a density entry made at the dock. Class 92.5 applied to the freight bill. No inspector is named on the notice.</w:t>
+              <w:t>Generated by the rating system at the Fargo terminal on September 10, 2026, from a density entry made at the dock. Class 92.5 applied to the freight bill. Bears the dock clerk's initials.</w:t>
             </w:r>
           </w:p>
         </w:tc>
@@ -439,7 +439,7 @@
               <w:rPr>
                 <w:sz w:val="19"/>
               </w:rPr>
-              <w:t>Printed from the forklift scale at the Fargo terminal on September 28, 2026, showing 1,620 pounds. No weighmaster signature and no scale certification number on the printout.</w:t>
+              <w:t>Printed from the forklift scale at the Fargo terminal on September 28, 2026, showing 1,620 pounds. Initialed by the dock lead.</w:t>
             </w:r>
           </w:p>
         </w:tc>
@@ -617,10 +617,11 @@
         <w:spacing w:after="120"/>
       </w:pPr>
       <w:r>
-        <w:t>Every document listed above is held in the billing file for the freight bill named beside it and is retained for the term of the agreement and two years beyond it. A scale ticket is filed as received from the scale operator, with the weighmaster's signature and the scale certification number where the scale carries one. An inspection certificate is filed with the inspector's worksheet, and a reclass notice or a dock scale readout is filed as the terminal produced it. Where a freight bill has been reissued o</w:t>
+        <w:lastRenderedPageBreak/>
+        <w:t>Every document listed above is held in the billing file for the freight bill named beside it and is retained for the term of the agreement and two years beyond it. A scale ticket is filed as received from the scale operator, an inspection certificate is filed with the inspector's worksheet, and a reclass notice or a dock scale readout is filed as the terminal produced it. Where a freight bill has been reissued or corrected, the earlier bill stays in the file with the later one, and both carry the same pro n</w:t>
       </w:r>
       <w:r>
-        <w:t>r corrected, the earlier bill stays in the file with the later one, and both carry the same pro number.</w:t>
+        <w:t>umber.</w:t>
       </w:r>
     </w:p>
     <w:p>

--- a/submissions/07-freight-invoice-audit/inputs/northline_billing_file_sept_2026.docx
+++ b/submissions/07-freight-invoice-audit/inputs/northline_billing_file_sept_2026.docx
@@ -184,6 +184,60 @@
               <w:rPr>
                 <w:sz w:val="19"/>
               </w:rPr>
+              <w:t>217675</w:t>
+            </w:r>
+          </w:p>
+        </w:tc>
+        <w:tc>
+          <w:tcPr>
+            <w:tcW w:w="1584" w:type="dxa"/>
+          </w:tcPr>
+          <w:p>
+            <w:r>
+              <w:rPr>
+                <w:sz w:val="19"/>
+              </w:rPr>
+              <w:t>NFL-90316</w:t>
+            </w:r>
+          </w:p>
+        </w:tc>
+        <w:tc>
+          <w:tcPr>
+            <w:tcW w:w="2304" w:type="dxa"/>
+          </w:tcPr>
+          <w:p>
+            <w:r>
+              <w:rPr>
+                <w:sz w:val="19"/>
+              </w:rPr>
+              <w:t>Scale ticket</w:t>
+            </w:r>
+          </w:p>
+        </w:tc>
+        <w:tc>
+          <w:tcPr>
+            <w:tcW w:w="4032" w:type="dxa"/>
+          </w:tcPr>
+          <w:p>
+            <w:r>
+              <w:rPr>
+                <w:sz w:val="19"/>
+              </w:rPr>
+              <w:t>Miles City terminal platform scale, certified ticket 2218, September 14, 2026. Gross 26,410 pounds, tare 24,370 pounds, net 2,040 pounds. Signed by the weighmaster, K. Rasmussen.</w:t>
+            </w:r>
+          </w:p>
+        </w:tc>
+      </w:tr>
+      <w:tr>
+        <w:tc>
+          <w:tcPr>
+            <w:tcW w:w="1440" w:type="dxa"/>
+          </w:tcPr>
+          <w:p>
+            <w:r>
+              <w:rPr>
+                <w:sz w:val="19"/>
+              </w:rPr>
               <w:t>217703</w:t>
             </w:r>
           </w:p>
@@ -224,6 +278,60 @@
                 <w:sz w:val="19"/>
               </w:rPr>
               <w:t>Receiver noted the liftgate used at a gated site. Both services are shown on the bill of lading.</w:t>
+            </w:r>
+          </w:p>
+        </w:tc>
+      </w:tr>
+      <w:tr>
+        <w:tc>
+          <w:tcPr>
+            <w:tcW w:w="1440" w:type="dxa"/>
+          </w:tcPr>
+          <w:p>
+            <w:r>
+              <w:rPr>
+                <w:sz w:val="19"/>
+              </w:rPr>
+              <w:t>217712</w:t>
+            </w:r>
+          </w:p>
+        </w:tc>
+        <w:tc>
+          <w:tcPr>
+            <w:tcW w:w="1584" w:type="dxa"/>
+          </w:tcPr>
+          <w:p>
+            <w:r>
+              <w:rPr>
+                <w:sz w:val="19"/>
+              </w:rPr>
+              <w:t>NFL-90355</w:t>
+            </w:r>
+          </w:p>
+        </w:tc>
+        <w:tc>
+          <w:tcPr>
+            <w:tcW w:w="2304" w:type="dxa"/>
+          </w:tcPr>
+          <w:p>
+            <w:r>
+              <w:rPr>
+                <w:sz w:val="19"/>
+              </w:rPr>
+              <w:t>Scale ticket</w:t>
+            </w:r>
+          </w:p>
+        </w:tc>
+        <w:tc>
+          <w:tcPr>
+            <w:tcW w:w="4032" w:type="dxa"/>
+          </w:tcPr>
+          <w:p>
+            <w:r>
+              <w:rPr>
+                <w:sz w:val="19"/>
+              </w:rPr>
+              <w:t>Glendive terminal platform scale, certified ticket 4471, September 30, 2026. Gross 27,962 pounds, tare 25,650 pounds, net 2,312 pounds. Signed by the weighmaster, D. Amundson.</w:t>
             </w:r>
           </w:p>
         </w:tc>
@@ -346,60 +454,6 @@
               <w:rPr>
                 <w:sz w:val="19"/>
               </w:rPr>
-              <w:t>217873</w:t>
-            </w:r>
-          </w:p>
-        </w:tc>
-        <w:tc>
-          <w:tcPr>
-            <w:tcW w:w="1584" w:type="dxa"/>
-          </w:tcPr>
-          <w:p>
-            <w:r>
-              <w:rPr>
-                <w:sz w:val="19"/>
-              </w:rPr>
-              <w:t>NFL-90336</w:t>
-            </w:r>
-          </w:p>
-        </w:tc>
-        <w:tc>
-          <w:tcPr>
-            <w:tcW w:w="2304" w:type="dxa"/>
-          </w:tcPr>
-          <w:p>
-            <w:r>
-              <w:rPr>
-                <w:sz w:val="19"/>
-              </w:rPr>
-              <w:t>Scale ticket</w:t>
-            </w:r>
-          </w:p>
-        </w:tc>
-        <w:tc>
-          <w:tcPr>
-            <w:tcW w:w="4032" w:type="dxa"/>
-          </w:tcPr>
-          <w:p>
-            <w:r>
-              <w:rPr>
-                <w:sz w:val="19"/>
-              </w:rPr>
-              <w:t>Fargo Public Scale Co., certified ticket 88213, September 17, 2026. Gross 41,260 pounds, tare 38,250 pounds, net 3,010 pounds. Signed by the weighmaster, L. Haugen.</w:t>
-            </w:r>
-          </w:p>
-        </w:tc>
-      </w:tr>
-      <w:tr>
-        <w:tc>
-          <w:tcPr>
-            <w:tcW w:w="1440" w:type="dxa"/>
-          </w:tcPr>
-          <w:p>
-            <w:r>
-              <w:rPr>
-                <w:sz w:val="19"/>
-              </w:rPr>
               <w:t>217820</w:t>
             </w:r>
           </w:p>
@@ -454,7 +508,7 @@
               <w:rPr>
                 <w:sz w:val="19"/>
               </w:rPr>
-              <w:t>217712</w:t>
+              <w:t>217841</w:t>
             </w:r>
           </w:p>
         </w:tc>
@@ -467,7 +521,177 @@
               <w:rPr>
                 <w:sz w:val="19"/>
               </w:rPr>
-              <w:t>NFL-90355</w:t>
+              <w:t>NFL-90347</w:t>
+            </w:r>
+          </w:p>
+        </w:tc>
+        <w:tc>
+          <w:tcPr>
+            <w:tcW w:w="2304" w:type="dxa"/>
+          </w:tcPr>
+          <w:p>
+            <w:r>
+              <w:rPr>
+                <w:sz w:val="19"/>
+              </w:rPr>
+              <w:t>Delivery receipt notation</w:t>
+            </w:r>
+          </w:p>
+        </w:tc>
+        <w:tc>
+          <w:tcPr>
+            <w:tcW w:w="4032" w:type="dxa"/>
+          </w:tcPr>
+          <w:p>
+            <w:r>
+              <w:rPr>
+                <w:sz w:val="19"/>
+              </w:rPr>
+              <w:t>Receiver signed for the liftgate and inside delivery. Both services are shown on the bill of lading.</w:t>
+            </w:r>
+          </w:p>
+        </w:tc>
+      </w:tr>
+      <w:tr>
+        <w:tc>
+          <w:tcPr>
+            <w:tcW w:w="1440" w:type="dxa"/>
+          </w:tcPr>
+          <w:p>
+            <w:r>
+              <w:rPr>
+                <w:sz w:val="19"/>
+              </w:rPr>
+              <w:t>217846</w:t>
+            </w:r>
+          </w:p>
+        </w:tc>
+        <w:tc>
+          <w:tcPr>
+            <w:tcW w:w="1584" w:type="dxa"/>
+          </w:tcPr>
+          <w:p>
+            <w:r>
+              <w:rPr>
+                <w:sz w:val="19"/>
+              </w:rPr>
+              <w:t>NFL-90318</w:t>
+            </w:r>
+          </w:p>
+        </w:tc>
+        <w:tc>
+          <w:tcPr>
+            <w:tcW w:w="2304" w:type="dxa"/>
+          </w:tcPr>
+          <w:p>
+            <w:r>
+              <w:rPr>
+                <w:sz w:val="19"/>
+              </w:rPr>
+              <w:t>Withdrawn freight bill</w:t>
+            </w:r>
+          </w:p>
+        </w:tc>
+        <w:tc>
+          <w:tcPr>
+            <w:tcW w:w="4032" w:type="dxa"/>
+          </w:tcPr>
+          <w:p>
+            <w:r>
+              <w:rPr>
+                <w:sz w:val="19"/>
+              </w:rPr>
+              <w:t>Weight keyed as 1,950 pounds from the terminal manifest. Marked WITHDRAWN on September 30, 2026 and replaced by corrected freight bill NFL-90362.</w:t>
+            </w:r>
+          </w:p>
+        </w:tc>
+      </w:tr>
+      <w:tr>
+        <w:tc>
+          <w:tcPr>
+            <w:tcW w:w="1440" w:type="dxa"/>
+          </w:tcPr>
+          <w:p>
+            <w:r>
+              <w:rPr>
+                <w:sz w:val="19"/>
+              </w:rPr>
+              <w:t>217846</w:t>
+            </w:r>
+          </w:p>
+        </w:tc>
+        <w:tc>
+          <w:tcPr>
+            <w:tcW w:w="1584" w:type="dxa"/>
+          </w:tcPr>
+          <w:p>
+            <w:r>
+              <w:rPr>
+                <w:sz w:val="19"/>
+              </w:rPr>
+              <w:t>NFL-90362</w:t>
+            </w:r>
+          </w:p>
+        </w:tc>
+        <w:tc>
+          <w:tcPr>
+            <w:tcW w:w="2304" w:type="dxa"/>
+          </w:tcPr>
+          <w:p>
+            <w:r>
+              <w:rPr>
+                <w:sz w:val="19"/>
+              </w:rPr>
+              <w:t>Corrected freight bill</w:t>
+            </w:r>
+          </w:p>
+        </w:tc>
+        <w:tc>
+          <w:tcPr>
+            <w:tcW w:w="4032" w:type="dxa"/>
+          </w:tcPr>
+          <w:p>
+            <w:r>
+              <w:rPr>
+                <w:sz w:val="19"/>
+              </w:rPr>
+              <w:t xml:space="preserve">Marked CORRECTED, replacing NFL-90318, issued October 2, 2026 at the bill of </w:t>
+            </w:r>
+            <w:r>
+              <w:rPr>
+                <w:sz w:val="19"/>
+              </w:rPr>
+              <w:lastRenderedPageBreak/>
+              <w:t>lading weight of 1,590 pounds.</w:t>
+            </w:r>
+          </w:p>
+        </w:tc>
+      </w:tr>
+      <w:tr>
+        <w:tc>
+          <w:tcPr>
+            <w:tcW w:w="1440" w:type="dxa"/>
+          </w:tcPr>
+          <w:p>
+            <w:r>
+              <w:rPr>
+                <w:sz w:val="19"/>
+              </w:rPr>
+              <w:lastRenderedPageBreak/>
+              <w:t>217873</w:t>
+            </w:r>
+          </w:p>
+        </w:tc>
+        <w:tc>
+          <w:tcPr>
+            <w:tcW w:w="1584" w:type="dxa"/>
+          </w:tcPr>
+          <w:p>
+            <w:r>
+              <w:rPr>
+                <w:sz w:val="19"/>
+              </w:rPr>
+              <w:t>NFL-90336</w:t>
             </w:r>
           </w:p>
         </w:tc>
@@ -493,7 +717,7 @@
               <w:rPr>
                 <w:sz w:val="19"/>
               </w:rPr>
-              <w:t>Glendive terminal platform scale, certified ticket 4471, September 30, 2026. Gross 27,940 pounds, tare 25,650 pounds, net 2,290 pounds. Signed by the weighmaster, D. Amundson.</w:t>
+              <w:t>Fargo Public Scale Co., certified ticket 88213, September 17, 2026. Gross 41,260 pounds, tare 38,250 pounds, net 3,010 pounds. Signed by the weighmaster, L. Haugen.</w:t>
             </w:r>
           </w:p>
         </w:tc>
@@ -552,60 +776,6 @@
           </w:p>
         </w:tc>
       </w:tr>
-      <w:tr>
-        <w:tc>
-          <w:tcPr>
-            <w:tcW w:w="1440" w:type="dxa"/>
-          </w:tcPr>
-          <w:p>
-            <w:r>
-              <w:rPr>
-                <w:sz w:val="19"/>
-              </w:rPr>
-              <w:t>217841</w:t>
-            </w:r>
-          </w:p>
-        </w:tc>
-        <w:tc>
-          <w:tcPr>
-            <w:tcW w:w="1584" w:type="dxa"/>
-          </w:tcPr>
-          <w:p>
-            <w:r>
-              <w:rPr>
-                <w:sz w:val="19"/>
-              </w:rPr>
-              <w:t>NFL-90347</w:t>
-            </w:r>
-          </w:p>
-        </w:tc>
-        <w:tc>
-          <w:tcPr>
-            <w:tcW w:w="2304" w:type="dxa"/>
-          </w:tcPr>
-          <w:p>
-            <w:r>
-              <w:rPr>
-                <w:sz w:val="19"/>
-              </w:rPr>
-              <w:t>Delivery receipt notation</w:t>
-            </w:r>
-          </w:p>
-        </w:tc>
-        <w:tc>
-          <w:tcPr>
-            <w:tcW w:w="4032" w:type="dxa"/>
-          </w:tcPr>
-          <w:p>
-            <w:r>
-              <w:rPr>
-                <w:sz w:val="19"/>
-              </w:rPr>
-              <w:t>Receiver signed for the liftgate and inside delivery. Both services are shown on the bill of lading.</w:t>
-            </w:r>
-          </w:p>
-        </w:tc>
-      </w:tr>
     </w:tbl>
     <w:p>
       <w:pPr>
@@ -617,7 +787,6 @@
         <w:spacing w:after="120"/>
       </w:pPr>
       <w:r>
-        <w:lastRenderedPageBreak/>
         <w:t>Every document listed above is held in the billing file for the freight bill named beside it and is retained for the term of the agreement and two years beyond it. A scale ticket is filed as received from the scale operator, an inspection certificate is filed with the inspector's worksheet, and a reclass notice or a dock scale readout is filed as the terminal produced it. Where a freight bill has been reissued or corrected, the earlier bill stays in the file with the later one, and both carry the same pro n</w:t>
       </w:r>
       <w:r>
